--- a/templates/srs_template.docx
+++ b/templates/srs_template.docx
@@ -820,25 +820,8 @@
             </w:tcMar>
           </w:tcPr>
           <w:p>
-            <w:pPr>
-              <w:widowControl w:val="0"/>
-              <w:pBdr>
-                <w:top w:val="nil"/>
-                <w:left w:val="nil"/>
-                <w:bottom w:val="nil"/>
-                <w:right w:val="nil"/>
-                <w:between w:val="nil"/>
-              </w:pBdr>
-              <w:spacing w:line="240" w:lineRule="auto"/>
-              <w:rPr>
-                <w:rFonts w:ascii="Arial Unicode MS" w:hAnsi="Arial Unicode MS" w:hint="eastAsia"/>
-              </w:rPr>
-            </w:pPr>
-            <w:r>
-              <w:rPr>
-                <w:rFonts w:ascii="맑은 고딕" w:eastAsia="맑은 고딕" w:hAnsi="맑은 고딕" w:cs="맑은 고딕" w:hint="eastAsia"/>
-              </w:rPr>
-              <w:t>제약조건</w:t>
+            <w:r>
+              <w:t>비고</w:t>
             </w:r>
           </w:p>
         </w:tc>
